--- a/Eigenfrequency derivation.docx
+++ b/Eigenfrequency derivation.docx
@@ -404,7 +404,19 @@
             <w:rPr>
               <w:rFonts w:ascii="Cambria Math" w:hAnsi="Cambria Math"/>
             </w:rPr>
-            <m:t>(ωt+</m:t>
+            <m:t>(</m:t>
+          </m:r>
+          <m:r>
+            <w:rPr>
+              <w:rFonts w:ascii="Cambria Math" w:hAnsi="Cambria Math"/>
+            </w:rPr>
+            <m:t>ωt</m:t>
+          </m:r>
+          <m:r>
+            <w:rPr>
+              <w:rFonts w:ascii="Cambria Math" w:hAnsi="Cambria Math"/>
+            </w:rPr>
+            <m:t>+</m:t>
           </m:r>
           <m:sSub>
             <m:sSubPr>
@@ -948,7 +960,13 @@
                 <w:rPr>
                   <w:rFonts w:ascii="Cambria Math" w:hAnsi="Cambria Math"/>
                 </w:rPr>
-                <m:t>+N</m:t>
+                <m:t>+</m:t>
+              </m:r>
+              <m:r>
+                <w:rPr>
+                  <w:rFonts w:ascii="Cambria Math" w:hAnsi="Cambria Math"/>
+                </w:rPr>
+                <m:t>N</m:t>
               </m:r>
               <m:d>
                 <m:dPr>
@@ -1346,7 +1364,19 @@
             <w:rPr>
               <w:rFonts w:ascii="Cambria Math" w:eastAsiaTheme="minorEastAsia" w:hAnsi="Cambria Math"/>
             </w:rPr>
-            <m:t>(ωt+</m:t>
+            <m:t>(</m:t>
+          </m:r>
+          <m:r>
+            <w:rPr>
+              <w:rFonts w:ascii="Cambria Math" w:eastAsiaTheme="minorEastAsia" w:hAnsi="Cambria Math"/>
+            </w:rPr>
+            <m:t>ωt</m:t>
+          </m:r>
+          <m:r>
+            <w:rPr>
+              <w:rFonts w:ascii="Cambria Math" w:eastAsiaTheme="minorEastAsia" w:hAnsi="Cambria Math"/>
+            </w:rPr>
+            <m:t>+</m:t>
           </m:r>
           <m:sSub>
             <m:sSubPr>
@@ -2529,7 +2559,13 @@
                     <w:rPr>
                       <w:rFonts w:ascii="Cambria Math" w:hAnsi="Cambria Math"/>
                     </w:rPr>
-                    <m:t>+κ</m:t>
+                    <m:t>+</m:t>
+                  </m:r>
+                  <m:r>
+                    <w:rPr>
+                      <w:rFonts w:ascii="Cambria Math" w:hAnsi="Cambria Math"/>
+                    </w:rPr>
+                    <m:t>κ</m:t>
                   </m:r>
                 </m:e>
                 <m:sub>
@@ -4842,13 +4878,7 @@
             <w:rPr>
               <w:rFonts w:ascii="Cambria Math" w:eastAsiaTheme="minorEastAsia" w:hAnsi="Cambria Math"/>
             </w:rPr>
-            <m:t>=α+2κ</m:t>
-          </m:r>
-          <m:r>
-            <w:rPr>
-              <w:rFonts w:ascii="Cambria Math" w:eastAsiaTheme="minorEastAsia" w:hAnsi="Cambria Math"/>
-            </w:rPr>
-            <m:t>-λ</m:t>
+            <m:t>=α+2κ-λ</m:t>
           </m:r>
         </m:oMath>
       </m:oMathPara>
@@ -4927,7 +4957,13 @@
             <w:rPr>
               <w:rFonts w:ascii="Cambria Math" w:hAnsi="Cambria Math"/>
             </w:rPr>
-            <m:t>-2</m:t>
+            <m:t>-</m:t>
+          </m:r>
+          <m:r>
+            <w:rPr>
+              <w:rFonts w:ascii="Cambria Math" w:hAnsi="Cambria Math"/>
+            </w:rPr>
+            <m:t>2</m:t>
           </m:r>
           <m:sSub>
             <m:sSubPr>
@@ -4955,11 +4991,37 @@
               </m:r>
             </m:sub>
           </m:sSub>
+          <m:sSup>
+            <m:sSupPr>
+              <m:ctrlPr>
+                <w:rPr>
+                  <w:rFonts w:ascii="Cambria Math" w:hAnsi="Cambria Math"/>
+                  <w:i/>
+                </w:rPr>
+              </m:ctrlPr>
+            </m:sSupPr>
+            <m:e>
+              <m:r>
+                <w:rPr>
+                  <w:rFonts w:ascii="Cambria Math" w:hAnsi="Cambria Math"/>
+                </w:rPr>
+                <m:t>κ</m:t>
+              </m:r>
+            </m:e>
+            <m:sup>
+              <m:r>
+                <w:rPr>
+                  <w:rFonts w:ascii="Cambria Math" w:hAnsi="Cambria Math"/>
+                </w:rPr>
+                <m:t>2</m:t>
+              </m:r>
+            </m:sup>
+          </m:sSup>
           <m:r>
             <w:rPr>
               <w:rFonts w:ascii="Cambria Math" w:hAnsi="Cambria Math"/>
             </w:rPr>
-            <m:t>κ=0</m:t>
+            <m:t>=0</m:t>
           </m:r>
         </m:oMath>
       </m:oMathPara>
@@ -5234,13 +5296,7 @@
             <w:rPr>
               <w:rFonts w:ascii="Cambria Math" w:hAnsi="Cambria Math"/>
             </w:rPr>
-            <m:t>=</m:t>
-          </m:r>
-          <m:r>
-            <w:rPr>
-              <w:rFonts w:ascii="Cambria Math" w:hAnsi="Cambria Math"/>
-            </w:rPr>
-            <m:t>α+κ-λ=0</m:t>
+            <m:t>=α+κ-λ=0</m:t>
           </m:r>
         </m:oMath>
       </m:oMathPara>
@@ -5257,13 +5313,7 @@
             <w:rPr>
               <w:rFonts w:ascii="Cambria Math" w:hAnsi="Cambria Math"/>
             </w:rPr>
-            <m:t>λ=</m:t>
-          </m:r>
-          <m:r>
-            <w:rPr>
-              <w:rFonts w:ascii="Cambria Math" w:hAnsi="Cambria Math"/>
-            </w:rPr>
-            <m:t>α+κ</m:t>
+            <m:t>λ=α+κ</m:t>
           </m:r>
         </m:oMath>
       </m:oMathPara>
@@ -6330,13 +6380,7 @@
               <w:rPr>
                 <w:rFonts w:ascii="Cambria Math" w:hAnsi="Cambria Math"/>
               </w:rPr>
-              <m:t>α</m:t>
-            </m:r>
-            <m:r>
-              <w:rPr>
-                <w:rFonts w:ascii="Cambria Math" w:hAnsi="Cambria Math"/>
-              </w:rPr>
-              <m:t>+κ</m:t>
+              <m:t>α+κ</m:t>
             </m:r>
           </m:e>
         </m:rad>
@@ -6435,13 +6479,7 @@
                     <w:rPr>
                       <w:rFonts w:ascii="Cambria Math" w:eastAsiaTheme="minorEastAsia" w:hAnsi="Cambria Math"/>
                     </w:rPr>
-                    <m:t>-</m:t>
-                  </m:r>
-                  <m:r>
-                    <w:rPr>
-                      <w:rFonts w:ascii="Cambria Math" w:eastAsiaTheme="minorEastAsia" w:hAnsi="Cambria Math"/>
-                    </w:rPr>
-                    <m:t>1</m:t>
+                    <m:t>-1</m:t>
                   </m:r>
                 </m:e>
               </m:mr>

--- a/Eigenfrequency derivation.docx
+++ b/Eigenfrequency derivation.docx
@@ -3764,6 +3764,12 @@
               <w:rPr>
                 <w:rFonts w:ascii="Cambria Math" w:eastAsiaTheme="minorEastAsia" w:hAnsi="Cambria Math"/>
               </w:rPr>
+              <m:t>-</m:t>
+            </m:r>
+            <m:r>
+              <w:rPr>
+                <w:rFonts w:ascii="Cambria Math" w:eastAsiaTheme="minorEastAsia" w:hAnsi="Cambria Math"/>
+              </w:rPr>
               <m:t>ω</m:t>
             </m:r>
           </m:e>
@@ -4665,7 +4671,19 @@
                     <w:rPr>
                       <w:rFonts w:ascii="Cambria Math" w:eastAsiaTheme="minorEastAsia" w:hAnsi="Cambria Math"/>
                     </w:rPr>
-                    <m:t>K-λI</m:t>
+                    <m:t>K</m:t>
+                  </m:r>
+                  <m:r>
+                    <w:rPr>
+                      <w:rFonts w:ascii="Cambria Math" w:eastAsiaTheme="minorEastAsia" w:hAnsi="Cambria Math"/>
+                    </w:rPr>
+                    <m:t>-</m:t>
+                  </m:r>
+                  <m:r>
+                    <w:rPr>
+                      <w:rFonts w:ascii="Cambria Math" w:eastAsiaTheme="minorEastAsia" w:hAnsi="Cambria Math"/>
+                    </w:rPr>
+                    <m:t>λI</m:t>
                   </m:r>
                 </m:e>
               </m:d>
@@ -4701,7 +4719,31 @@
                     <w:rPr>
                       <w:rFonts w:ascii="Cambria Math" w:eastAsiaTheme="minorEastAsia" w:hAnsi="Cambria Math"/>
                     </w:rPr>
-                    <m:t>α+κ-λ</m:t>
+                    <m:t>α</m:t>
+                  </m:r>
+                  <m:r>
+                    <w:rPr>
+                      <w:rFonts w:ascii="Cambria Math" w:eastAsiaTheme="minorEastAsia" w:hAnsi="Cambria Math"/>
+                    </w:rPr>
+                    <m:t>+</m:t>
+                  </m:r>
+                  <m:r>
+                    <w:rPr>
+                      <w:rFonts w:ascii="Cambria Math" w:eastAsiaTheme="minorEastAsia" w:hAnsi="Cambria Math"/>
+                    </w:rPr>
+                    <m:t>κ</m:t>
+                  </m:r>
+                  <m:r>
+                    <w:rPr>
+                      <w:rFonts w:ascii="Cambria Math" w:eastAsiaTheme="minorEastAsia" w:hAnsi="Cambria Math"/>
+                    </w:rPr>
+                    <m:t>-</m:t>
+                  </m:r>
+                  <m:r>
+                    <w:rPr>
+                      <w:rFonts w:ascii="Cambria Math" w:eastAsiaTheme="minorEastAsia" w:hAnsi="Cambria Math"/>
+                    </w:rPr>
+                    <m:t>λ</m:t>
                   </m:r>
                 </m:e>
               </m:d>
@@ -4729,7 +4771,31 @@
                 <w:rPr>
                   <w:rFonts w:ascii="Cambria Math" w:eastAsiaTheme="minorEastAsia" w:hAnsi="Cambria Math"/>
                 </w:rPr>
-                <m:t>α+2κ-λ</m:t>
+                <m:t>α</m:t>
+              </m:r>
+              <m:r>
+                <w:rPr>
+                  <w:rFonts w:ascii="Cambria Math" w:eastAsiaTheme="minorEastAsia" w:hAnsi="Cambria Math"/>
+                </w:rPr>
+                <m:t>+2</m:t>
+              </m:r>
+              <m:r>
+                <w:rPr>
+                  <w:rFonts w:ascii="Cambria Math" w:eastAsiaTheme="minorEastAsia" w:hAnsi="Cambria Math"/>
+                </w:rPr>
+                <m:t>κ</m:t>
+              </m:r>
+              <m:r>
+                <w:rPr>
+                  <w:rFonts w:ascii="Cambria Math" w:eastAsiaTheme="minorEastAsia" w:hAnsi="Cambria Math"/>
+                </w:rPr>
+                <m:t>-</m:t>
+              </m:r>
+              <m:r>
+                <w:rPr>
+                  <w:rFonts w:ascii="Cambria Math" w:eastAsiaTheme="minorEastAsia" w:hAnsi="Cambria Math"/>
+                </w:rPr>
+                <m:t>λ</m:t>
               </m:r>
             </m:e>
           </m:d>
@@ -4737,7 +4803,13 @@
             <w:rPr>
               <w:rFonts w:ascii="Cambria Math" w:eastAsiaTheme="minorEastAsia" w:hAnsi="Cambria Math"/>
             </w:rPr>
-            <m:t>-2</m:t>
+            <m:t>-</m:t>
+          </m:r>
+          <m:r>
+            <w:rPr>
+              <w:rFonts w:ascii="Cambria Math" w:eastAsiaTheme="minorEastAsia" w:hAnsi="Cambria Math"/>
+            </w:rPr>
+            <m:t>2</m:t>
           </m:r>
           <m:d>
             <m:dPr>
@@ -4753,7 +4825,31 @@
                 <w:rPr>
                   <w:rFonts w:ascii="Cambria Math" w:eastAsiaTheme="minorEastAsia" w:hAnsi="Cambria Math"/>
                 </w:rPr>
-                <m:t>α+κ-λ</m:t>
+                <m:t>α</m:t>
+              </m:r>
+              <m:r>
+                <w:rPr>
+                  <w:rFonts w:ascii="Cambria Math" w:eastAsiaTheme="minorEastAsia" w:hAnsi="Cambria Math"/>
+                </w:rPr>
+                <m:t>+</m:t>
+              </m:r>
+              <m:r>
+                <w:rPr>
+                  <w:rFonts w:ascii="Cambria Math" w:eastAsiaTheme="minorEastAsia" w:hAnsi="Cambria Math"/>
+                </w:rPr>
+                <m:t>κ</m:t>
+              </m:r>
+              <m:r>
+                <w:rPr>
+                  <w:rFonts w:ascii="Cambria Math" w:eastAsiaTheme="minorEastAsia" w:hAnsi="Cambria Math"/>
+                </w:rPr>
+                <m:t>-</m:t>
+              </m:r>
+              <m:r>
+                <w:rPr>
+                  <w:rFonts w:ascii="Cambria Math" w:eastAsiaTheme="minorEastAsia" w:hAnsi="Cambria Math"/>
+                </w:rPr>
+                <m:t>λ</m:t>
               </m:r>
             </m:e>
           </m:d>
@@ -4835,7 +4931,37 @@
             <w:rPr>
               <w:rFonts w:ascii="Cambria Math" w:hAnsi="Cambria Math"/>
             </w:rPr>
-            <m:t>=α+κ-λ</m:t>
+            <m:t>=</m:t>
+          </m:r>
+          <m:r>
+            <w:rPr>
+              <w:rFonts w:ascii="Cambria Math" w:hAnsi="Cambria Math"/>
+            </w:rPr>
+            <m:t>α</m:t>
+          </m:r>
+          <m:r>
+            <w:rPr>
+              <w:rFonts w:ascii="Cambria Math" w:hAnsi="Cambria Math"/>
+            </w:rPr>
+            <m:t>+</m:t>
+          </m:r>
+          <m:r>
+            <w:rPr>
+              <w:rFonts w:ascii="Cambria Math" w:hAnsi="Cambria Math"/>
+            </w:rPr>
+            <m:t>κ</m:t>
+          </m:r>
+          <m:r>
+            <w:rPr>
+              <w:rFonts w:ascii="Cambria Math" w:hAnsi="Cambria Math"/>
+            </w:rPr>
+            <m:t>-</m:t>
+          </m:r>
+          <m:r>
+            <w:rPr>
+              <w:rFonts w:ascii="Cambria Math" w:hAnsi="Cambria Math"/>
+            </w:rPr>
+            <m:t>λ</m:t>
           </m:r>
         </m:oMath>
       </m:oMathPara>
@@ -4878,7 +5004,37 @@
             <w:rPr>
               <w:rFonts w:ascii="Cambria Math" w:eastAsiaTheme="minorEastAsia" w:hAnsi="Cambria Math"/>
             </w:rPr>
-            <m:t>=α+2κ-λ</m:t>
+            <m:t>=</m:t>
+          </m:r>
+          <m:r>
+            <w:rPr>
+              <w:rFonts w:ascii="Cambria Math" w:eastAsiaTheme="minorEastAsia" w:hAnsi="Cambria Math"/>
+            </w:rPr>
+            <m:t>α</m:t>
+          </m:r>
+          <m:r>
+            <w:rPr>
+              <w:rFonts w:ascii="Cambria Math" w:eastAsiaTheme="minorEastAsia" w:hAnsi="Cambria Math"/>
+            </w:rPr>
+            <m:t>+2</m:t>
+          </m:r>
+          <m:r>
+            <w:rPr>
+              <w:rFonts w:ascii="Cambria Math" w:eastAsiaTheme="minorEastAsia" w:hAnsi="Cambria Math"/>
+            </w:rPr>
+            <m:t>κ</m:t>
+          </m:r>
+          <m:r>
+            <w:rPr>
+              <w:rFonts w:ascii="Cambria Math" w:eastAsiaTheme="minorEastAsia" w:hAnsi="Cambria Math"/>
+            </w:rPr>
+            <m:t>-</m:t>
+          </m:r>
+          <m:r>
+            <w:rPr>
+              <w:rFonts w:ascii="Cambria Math" w:eastAsiaTheme="minorEastAsia" w:hAnsi="Cambria Math"/>
+            </w:rPr>
+            <m:t>λ</m:t>
           </m:r>
         </m:oMath>
       </m:oMathPara>
@@ -5126,7 +5282,13 @@
                 <w:rPr>
                   <w:rFonts w:ascii="Cambria Math" w:hAnsi="Cambria Math"/>
                 </w:rPr>
-                <m:t>-2</m:t>
+                <m:t>-</m:t>
+              </m:r>
+              <m:r>
+                <w:rPr>
+                  <w:rFonts w:ascii="Cambria Math" w:hAnsi="Cambria Math"/>
+                </w:rPr>
+                <m:t>2</m:t>
               </m:r>
               <m:sSup>
                 <m:sSupPr>
@@ -5296,7 +5458,43 @@
             <w:rPr>
               <w:rFonts w:ascii="Cambria Math" w:hAnsi="Cambria Math"/>
             </w:rPr>
-            <m:t>=α+κ-λ=0</m:t>
+            <m:t>=</m:t>
+          </m:r>
+          <m:r>
+            <w:rPr>
+              <w:rFonts w:ascii="Cambria Math" w:hAnsi="Cambria Math"/>
+            </w:rPr>
+            <m:t>α</m:t>
+          </m:r>
+          <m:r>
+            <w:rPr>
+              <w:rFonts w:ascii="Cambria Math" w:hAnsi="Cambria Math"/>
+            </w:rPr>
+            <m:t>+</m:t>
+          </m:r>
+          <m:r>
+            <w:rPr>
+              <w:rFonts w:ascii="Cambria Math" w:hAnsi="Cambria Math"/>
+            </w:rPr>
+            <m:t>κ</m:t>
+          </m:r>
+          <m:r>
+            <w:rPr>
+              <w:rFonts w:ascii="Cambria Math" w:hAnsi="Cambria Math"/>
+            </w:rPr>
+            <m:t>-</m:t>
+          </m:r>
+          <m:r>
+            <w:rPr>
+              <w:rFonts w:ascii="Cambria Math" w:hAnsi="Cambria Math"/>
+            </w:rPr>
+            <m:t>λ</m:t>
+          </m:r>
+          <m:r>
+            <w:rPr>
+              <w:rFonts w:ascii="Cambria Math" w:hAnsi="Cambria Math"/>
+            </w:rPr>
+            <m:t>=0</m:t>
           </m:r>
         </m:oMath>
       </m:oMathPara>
@@ -5435,7 +5633,13 @@
             <w:rPr>
               <w:rFonts w:ascii="Cambria Math" w:hAnsi="Cambria Math"/>
             </w:rPr>
-            <m:t>-2</m:t>
+            <m:t>-</m:t>
+          </m:r>
+          <m:r>
+            <w:rPr>
+              <w:rFonts w:ascii="Cambria Math" w:hAnsi="Cambria Math"/>
+            </w:rPr>
+            <m:t>2</m:t>
           </m:r>
           <m:sSup>
             <m:sSupPr>
@@ -5494,7 +5698,31 @@
                 <w:rPr>
                   <w:rFonts w:ascii="Cambria Math" w:hAnsi="Cambria Math"/>
                 </w:rPr>
-                <m:t>α+κ-λ</m:t>
+                <m:t>α</m:t>
+              </m:r>
+              <m:r>
+                <w:rPr>
+                  <w:rFonts w:ascii="Cambria Math" w:hAnsi="Cambria Math"/>
+                </w:rPr>
+                <m:t>+</m:t>
+              </m:r>
+              <m:r>
+                <w:rPr>
+                  <w:rFonts w:ascii="Cambria Math" w:hAnsi="Cambria Math"/>
+                </w:rPr>
+                <m:t>κ</m:t>
+              </m:r>
+              <m:r>
+                <w:rPr>
+                  <w:rFonts w:ascii="Cambria Math" w:hAnsi="Cambria Math"/>
+                </w:rPr>
+                <m:t>-</m:t>
+              </m:r>
+              <m:r>
+                <w:rPr>
+                  <w:rFonts w:ascii="Cambria Math" w:hAnsi="Cambria Math"/>
+                </w:rPr>
+                <m:t>λ</m:t>
               </m:r>
             </m:e>
           </m:d>
@@ -5512,7 +5740,31 @@
                 <w:rPr>
                   <w:rFonts w:ascii="Cambria Math" w:hAnsi="Cambria Math"/>
                 </w:rPr>
-                <m:t>α+2κ-λ</m:t>
+                <m:t>α</m:t>
+              </m:r>
+              <m:r>
+                <w:rPr>
+                  <w:rFonts w:ascii="Cambria Math" w:hAnsi="Cambria Math"/>
+                </w:rPr>
+                <m:t>+2</m:t>
+              </m:r>
+              <m:r>
+                <w:rPr>
+                  <w:rFonts w:ascii="Cambria Math" w:hAnsi="Cambria Math"/>
+                </w:rPr>
+                <m:t>κ</m:t>
+              </m:r>
+              <m:r>
+                <w:rPr>
+                  <w:rFonts w:ascii="Cambria Math" w:hAnsi="Cambria Math"/>
+                </w:rPr>
+                <m:t>-</m:t>
+              </m:r>
+              <m:r>
+                <w:rPr>
+                  <w:rFonts w:ascii="Cambria Math" w:hAnsi="Cambria Math"/>
+                </w:rPr>
+                <m:t>λ</m:t>
               </m:r>
             </m:e>
           </m:d>
@@ -5520,7 +5772,13 @@
             <w:rPr>
               <w:rFonts w:ascii="Cambria Math" w:hAnsi="Cambria Math"/>
             </w:rPr>
-            <m:t>-2</m:t>
+            <m:t>-</m:t>
+          </m:r>
+          <m:r>
+            <w:rPr>
+              <w:rFonts w:ascii="Cambria Math" w:hAnsi="Cambria Math"/>
+            </w:rPr>
+            <m:t>2</m:t>
           </m:r>
           <m:sSup>
             <m:sSupPr>
@@ -5600,7 +5858,19 @@
                 <w:rPr>
                   <w:rFonts w:ascii="Cambria Math" w:hAnsi="Cambria Math"/>
                 </w:rPr>
-                <m:t>u+κ</m:t>
+                <m:t>u</m:t>
+              </m:r>
+              <m:r>
+                <w:rPr>
+                  <w:rFonts w:ascii="Cambria Math" w:hAnsi="Cambria Math"/>
+                </w:rPr>
+                <m:t>+</m:t>
+              </m:r>
+              <m:r>
+                <w:rPr>
+                  <w:rFonts w:ascii="Cambria Math" w:hAnsi="Cambria Math"/>
+                </w:rPr>
+                <m:t>κ</m:t>
               </m:r>
             </m:e>
           </m:d>
@@ -5618,7 +5888,19 @@
                 <w:rPr>
                   <w:rFonts w:ascii="Cambria Math" w:hAnsi="Cambria Math"/>
                 </w:rPr>
-                <m:t>u+2κ</m:t>
+                <m:t>u</m:t>
+              </m:r>
+              <m:r>
+                <w:rPr>
+                  <w:rFonts w:ascii="Cambria Math" w:hAnsi="Cambria Math"/>
+                </w:rPr>
+                <m:t>+2</m:t>
+              </m:r>
+              <m:r>
+                <w:rPr>
+                  <w:rFonts w:ascii="Cambria Math" w:hAnsi="Cambria Math"/>
+                </w:rPr>
+                <m:t>κ</m:t>
               </m:r>
             </m:e>
           </m:d>
@@ -5626,7 +5908,13 @@
             <w:rPr>
               <w:rFonts w:ascii="Cambria Math" w:hAnsi="Cambria Math"/>
             </w:rPr>
-            <m:t>-2</m:t>
+            <m:t>-</m:t>
+          </m:r>
+          <m:r>
+            <w:rPr>
+              <w:rFonts w:ascii="Cambria Math" w:hAnsi="Cambria Math"/>
+            </w:rPr>
+            <m:t>2</m:t>
           </m:r>
           <m:sSup>
             <m:sSupPr>
@@ -5701,7 +5989,19 @@
             <w:rPr>
               <w:rFonts w:ascii="Cambria Math" w:hAnsi="Cambria Math"/>
             </w:rPr>
-            <m:t>+3uκ+2</m:t>
+            <m:t>+3</m:t>
+          </m:r>
+          <m:r>
+            <w:rPr>
+              <w:rFonts w:ascii="Cambria Math" w:hAnsi="Cambria Math"/>
+            </w:rPr>
+            <m:t>uκ</m:t>
+          </m:r>
+          <m:r>
+            <w:rPr>
+              <w:rFonts w:ascii="Cambria Math" w:hAnsi="Cambria Math"/>
+            </w:rPr>
+            <m:t>+2</m:t>
           </m:r>
           <m:sSup>
             <m:sSupPr>
@@ -5733,7 +6033,13 @@
             <w:rPr>
               <w:rFonts w:ascii="Cambria Math" w:hAnsi="Cambria Math"/>
             </w:rPr>
-            <m:t>-2</m:t>
+            <m:t>-</m:t>
+          </m:r>
+          <m:r>
+            <w:rPr>
+              <w:rFonts w:ascii="Cambria Math" w:hAnsi="Cambria Math"/>
+            </w:rPr>
+            <m:t>2</m:t>
           </m:r>
           <m:sSup>
             <m:sSupPr>
@@ -6380,7 +6686,19 @@
               <w:rPr>
                 <w:rFonts w:ascii="Cambria Math" w:hAnsi="Cambria Math"/>
               </w:rPr>
-              <m:t>α+κ</m:t>
+              <m:t>α</m:t>
+            </m:r>
+            <m:r>
+              <w:rPr>
+                <w:rFonts w:ascii="Cambria Math" w:hAnsi="Cambria Math"/>
+              </w:rPr>
+              <m:t>+</m:t>
+            </m:r>
+            <m:r>
+              <w:rPr>
+                <w:rFonts w:ascii="Cambria Math" w:hAnsi="Cambria Math"/>
+              </w:rPr>
+              <m:t>κ</m:t>
             </m:r>
           </m:e>
         </m:rad>
@@ -6479,7 +6797,13 @@
                     <w:rPr>
                       <w:rFonts w:ascii="Cambria Math" w:eastAsiaTheme="minorEastAsia" w:hAnsi="Cambria Math"/>
                     </w:rPr>
-                    <m:t>-1</m:t>
+                    <m:t>-</m:t>
+                  </m:r>
+                  <m:r>
+                    <w:rPr>
+                      <w:rFonts w:ascii="Cambria Math" w:eastAsiaTheme="minorEastAsia" w:hAnsi="Cambria Math"/>
+                    </w:rPr>
+                    <m:t>1</m:t>
                   </m:r>
                 </m:e>
               </m:mr>
@@ -6560,7 +6884,19 @@
               <w:rPr>
                 <w:rFonts w:ascii="Cambria Math" w:hAnsi="Cambria Math"/>
               </w:rPr>
-              <m:t>α+3κ</m:t>
+              <m:t>α</m:t>
+            </m:r>
+            <m:r>
+              <w:rPr>
+                <w:rFonts w:ascii="Cambria Math" w:hAnsi="Cambria Math"/>
+              </w:rPr>
+              <m:t>+3</m:t>
+            </m:r>
+            <m:r>
+              <w:rPr>
+                <w:rFonts w:ascii="Cambria Math" w:hAnsi="Cambria Math"/>
+              </w:rPr>
+              <m:t>κ</m:t>
             </m:r>
           </m:e>
         </m:rad>
@@ -6661,7 +6997,13 @@
                     <w:rPr>
                       <w:rFonts w:ascii="Cambria Math" w:eastAsiaTheme="minorEastAsia" w:hAnsi="Cambria Math"/>
                     </w:rPr>
-                    <m:t>-2</m:t>
+                    <m:t>-</m:t>
+                  </m:r>
+                  <m:r>
+                    <w:rPr>
+                      <w:rFonts w:ascii="Cambria Math" w:eastAsiaTheme="minorEastAsia" w:hAnsi="Cambria Math"/>
+                    </w:rPr>
+                    <m:t>2</m:t>
                   </m:r>
                 </m:e>
               </m:mr>
